--- a/flow/20230927_hours/drafts/2025-03-u/18.03.docx
+++ b/flow/20230927_hours/drafts/2025-03-u/18.03.docx
@@ -1100,6 +1100,30 @@
       <w:pPr>
         <w:rPr>
           <w:rFonts w:ascii="Times New Roman" w:hAnsi="Times New Roman"/>
+          <w:sz w:val="24"/>
+        </w:rPr>
+      </w:pPr>
+      <w:r>
+        <w:rPr>
+          <w:rFonts w:ascii="Times New Roman" w:hAnsi="Times New Roman"/>
+          <w:i/>
+          <w:color w:val="FF0000"/>
+          <w:sz w:val="24"/>
+        </w:rPr>
+        <w:t>Тропар (г. 6)</w:t>
+      </w:r>
+      <w:r>
+        <w:rPr>
+          <w:rFonts w:ascii="Times New Roman" w:hAnsi="Times New Roman"/>
+          <w:sz w:val="24"/>
+        </w:rPr>
+        <w:t>: Удосвіта вислухай голос мій,* Царю мій і Боже мій.</w:t>
+      </w:r>
+    </w:p>
+    <w:p>
+      <w:pPr>
+        <w:rPr>
+          <w:rFonts w:ascii="Times New Roman" w:hAnsi="Times New Roman"/>
           <w:i/>
           <w:color w:val="FF0000"/>
           <w:sz w:val="24"/>
@@ -1482,6 +1506,48 @@
           <w:sz w:val="24"/>
         </w:rPr>
         <w:t>Амінь.</w:t>
+      </w:r>
+    </w:p>
+    <w:p>
+      <w:pPr>
+        <w:rPr>
+          <w:rFonts w:ascii="Times New Roman" w:hAnsi="Times New Roman"/>
+          <w:sz w:val="24"/>
+        </w:rPr>
+      </w:pPr>
+      <w:r>
+        <w:rPr>
+          <w:rFonts w:ascii="Times New Roman" w:hAnsi="Times New Roman"/>
+          <w:i/>
+          <w:color w:val="FF0000"/>
+          <w:sz w:val="24"/>
+        </w:rPr>
+        <w:t xml:space="preserve">Тропар </w:t>
+      </w:r>
+      <w:r>
+        <w:rPr>
+          <w:rFonts w:ascii="Times New Roman" w:hAnsi="Times New Roman"/>
+          <w:i/>
+          <w:color w:val="FF0000"/>
+          <w:sz w:val="24"/>
+        </w:rPr>
+        <w:t>(г. 4, самоподібний)</w:t>
+      </w:r>
+      <w:r>
+        <w:rPr>
+          <w:rFonts w:ascii="Times New Roman" w:hAnsi="Times New Roman"/>
+          <w:i/>
+          <w:color w:val="FF0000"/>
+          <w:sz w:val="24"/>
+        </w:rPr>
+        <w:t>:</w:t>
+      </w:r>
+      <w:r>
+        <w:rPr>
+          <w:rFonts w:ascii="Times New Roman" w:hAnsi="Times New Roman"/>
+          <w:sz w:val="24"/>
+        </w:rPr>
+        <w:t xml:space="preserve"> Негайно поспіши на допомогу, перше, ніж поневолять нас вороги,* що хулять тебе, Христе Боже наш, і нам погрожують.* Побори хрестом твоїм тих, що нападають на нас,* щоб зрозуміли вони, яка могутня віра правовірних,* молитвами Богородиці, єдиний Чоловіколюбче.</w:t>
       </w:r>
     </w:p>
     <w:p>
@@ -3527,6 +3593,30 @@
           <w:color w:val="FF0000"/>
           <w:sz w:val="24"/>
         </w:rPr>
+        <w:t>Тропар (г. 6)</w:t>
+      </w:r>
+      <w:r>
+        <w:rPr>
+          <w:rFonts w:ascii="Times New Roman" w:hAnsi="Times New Roman"/>
+          <w:sz w:val="24"/>
+        </w:rPr>
+        <w:t>: Господи, ти пресвятого твого Духа* в третю годину на апостолів твоїх послав;* не відійми ж його, Благий, від нас,* а обнови нас, що молимося тобі.</w:t>
+      </w:r>
+    </w:p>
+    <w:p>
+      <w:pPr>
+        <w:rPr>
+          <w:rFonts w:ascii="Times New Roman" w:hAnsi="Times New Roman"/>
+          <w:sz w:val="24"/>
+        </w:rPr>
+      </w:pPr>
+      <w:r>
+        <w:rPr>
+          <w:rFonts w:ascii="Times New Roman" w:hAnsi="Times New Roman"/>
+          <w:i/>
+          <w:color w:val="FF0000"/>
+          <w:sz w:val="24"/>
+        </w:rPr>
         <w:t xml:space="preserve">Стих: </w:t>
       </w:r>
       <w:r>
@@ -3854,6 +3944,48 @@
           <w:sz w:val="24"/>
         </w:rPr>
         <w:t>Амінь.</w:t>
+      </w:r>
+    </w:p>
+    <w:p>
+      <w:pPr>
+        <w:rPr>
+          <w:rFonts w:ascii="Times New Roman" w:hAnsi="Times New Roman"/>
+          <w:sz w:val="24"/>
+        </w:rPr>
+      </w:pPr>
+      <w:r>
+        <w:rPr>
+          <w:rFonts w:ascii="Times New Roman" w:hAnsi="Times New Roman"/>
+          <w:i/>
+          <w:color w:val="FF0000"/>
+          <w:sz w:val="24"/>
+        </w:rPr>
+        <w:t xml:space="preserve">Тропар </w:t>
+      </w:r>
+      <w:r>
+        <w:rPr>
+          <w:rFonts w:ascii="Times New Roman" w:hAnsi="Times New Roman"/>
+          <w:i/>
+          <w:color w:val="FF0000"/>
+          <w:sz w:val="24"/>
+        </w:rPr>
+        <w:t>(г. 8)</w:t>
+      </w:r>
+      <w:r>
+        <w:rPr>
+          <w:rFonts w:ascii="Times New Roman" w:hAnsi="Times New Roman"/>
+          <w:i/>
+          <w:color w:val="FF0000"/>
+          <w:sz w:val="24"/>
+        </w:rPr>
+        <w:t>:</w:t>
+      </w:r>
+      <w:r>
+        <w:rPr>
+          <w:rFonts w:ascii="Times New Roman" w:hAnsi="Times New Roman"/>
+          <w:sz w:val="24"/>
+        </w:rPr>
+        <w:t xml:space="preserve"> Благословенний ти, Христе Боже наш,* що рибалок премудрими появив;* пославши їм Духа Святого,* ними ти полонив вселенну.* Чоловіколюбче, − слава тобі!</w:t>
       </w:r>
     </w:p>
     <w:p>
@@ -5737,6 +5869,30 @@
           <w:sz w:val="24"/>
         </w:rPr>
         <w:t>.</w:t>
+      </w:r>
+    </w:p>
+    <w:p>
+      <w:pPr>
+        <w:rPr>
+          <w:rFonts w:ascii="Times New Roman" w:hAnsi="Times New Roman"/>
+          <w:sz w:val="24"/>
+        </w:rPr>
+      </w:pPr>
+      <w:r>
+        <w:rPr>
+          <w:rFonts w:ascii="Times New Roman" w:hAnsi="Times New Roman"/>
+          <w:i/>
+          <w:color w:val="FF0000"/>
+          <w:sz w:val="24"/>
+        </w:rPr>
+        <w:t>Тропар (г. 6)</w:t>
+      </w:r>
+      <w:r>
+        <w:rPr>
+          <w:rFonts w:ascii="Times New Roman" w:hAnsi="Times New Roman"/>
+          <w:sz w:val="24"/>
+        </w:rPr>
+        <w:t>: Ти, Христе Боже, що в шостий день і годину* на хресті прибив зухвалий гріх Адама в раю,* розірви рукописання й наших гріхів* і спаси нас.</w:t>
       </w:r>
     </w:p>
     <w:p>
@@ -5868,39 +6024,45 @@
         <w:jc w:val="both"/>
         <w:rPr>
           <w:rFonts w:ascii="Times New Roman" w:hAnsi="Times New Roman"/>
+          <w:color w:val="000000"/>
+          <w:sz w:val="24"/>
+        </w:rPr>
+      </w:pPr>
+      <w:r>
+        <w:rPr>
+          <w:rFonts w:ascii="Times New Roman" w:hAnsi="Times New Roman"/>
           <w:i/>
           <w:iCs/>
           <w:color w:val="FF0000"/>
           <w:sz w:val="24"/>
         </w:rPr>
-      </w:pPr>
-      <w:r>
-        <w:rPr>
-          <w:rFonts w:ascii="Times New Roman" w:hAnsi="Times New Roman"/>
-          <w:b/>
-          <w:bCs/>
+        <w:t xml:space="preserve">Тропар пророцтва (г. 7): </w:t>
+      </w:r>
+      <w:r>
+        <w:rPr>
+          <w:rFonts w:ascii="Times New Roman" w:hAnsi="Times New Roman"/>
           <w:color w:val="000000"/>
           <w:sz w:val="24"/>
         </w:rPr>
-        <w:t>Слава і нині:</w:t>
-      </w:r>
+        <w:t xml:space="preserve">Ти – спасіння наше, Господи,* і захисник у день печалі.* Помилуй нас з великої своєї милості,* </w:t>
+      </w:r>
+      <w:proofErr w:type="spellStart"/>
       <w:r>
         <w:rPr>
           <w:rFonts w:ascii="Times New Roman" w:hAnsi="Times New Roman"/>
           <w:color w:val="000000"/>
           <w:sz w:val="24"/>
         </w:rPr>
-        <w:t xml:space="preserve"> </w:t>
-      </w:r>
-      <w:r>
-        <w:rPr>
-          <w:rFonts w:ascii="Times New Roman" w:hAnsi="Times New Roman"/>
-          <w:i/>
-          <w:iCs/>
-          <w:color w:val="FF0000"/>
-          <w:sz w:val="24"/>
-        </w:rPr>
-        <w:t>знову тропар пророцтва.</w:t>
+        <w:t>Чоловіколюбче</w:t>
+      </w:r>
+      <w:proofErr w:type="spellEnd"/>
+      <w:r>
+        <w:rPr>
+          <w:rFonts w:ascii="Times New Roman" w:hAnsi="Times New Roman"/>
+          <w:color w:val="000000"/>
+          <w:sz w:val="24"/>
+        </w:rPr>
+        <w:t>.</w:t>
       </w:r>
     </w:p>
     <w:p>
@@ -5914,182 +6076,39 @@
         <w:jc w:val="both"/>
         <w:rPr>
           <w:rFonts w:ascii="Times New Roman" w:hAnsi="Times New Roman"/>
+          <w:i/>
+          <w:iCs/>
+          <w:color w:val="FF0000"/>
+          <w:sz w:val="24"/>
+        </w:rPr>
+      </w:pPr>
+      <w:r>
+        <w:rPr>
+          <w:rFonts w:ascii="Times New Roman" w:hAnsi="Times New Roman"/>
+          <w:b/>
           <w:bCs/>
+          <w:color w:val="000000"/>
+          <w:sz w:val="24"/>
+        </w:rPr>
+        <w:t>Слава і нині:</w:t>
+      </w:r>
+      <w:r>
+        <w:rPr>
+          <w:rFonts w:ascii="Times New Roman" w:hAnsi="Times New Roman"/>
+          <w:color w:val="000000"/>
+          <w:sz w:val="24"/>
+        </w:rPr>
+        <w:t xml:space="preserve"> </w:t>
+      </w:r>
+      <w:r>
+        <w:rPr>
+          <w:rFonts w:ascii="Times New Roman" w:hAnsi="Times New Roman"/>
+          <w:i/>
           <w:iCs/>
-          <w:color w:val="000000"/>
-          <w:sz w:val="24"/>
-        </w:rPr>
-      </w:pPr>
-      <w:proofErr w:type="spellStart"/>
-      <w:r>
-        <w:rPr>
-          <w:rFonts w:ascii="Times New Roman" w:hAnsi="Times New Roman"/>
-          <w:bCs/>
-          <w:i/>
-          <w:color w:val="FF0000"/>
-          <w:sz w:val="24"/>
-        </w:rPr>
-        <w:t>Прокіме</w:t>
-      </w:r>
-      <w:proofErr w:type="spellEnd"/>
-      <w:r>
-        <w:rPr>
-          <w:rFonts w:ascii="Times New Roman" w:hAnsi="Times New Roman"/>
-          <w:bCs/>
-          <w:i/>
-          <w:iCs/>
-          <w:color w:val="FF0000"/>
-          <w:sz w:val="24"/>
-        </w:rPr>
-        <w:t xml:space="preserve"> </w:t>
-      </w:r>
-      <w:r>
-        <w:rPr>
-          <w:rFonts w:ascii="Times New Roman" w:hAnsi="Times New Roman"/>
-          <w:bCs/>
-          <w:i/>
-          <w:iCs/>
-          <w:color w:val="FF0000"/>
-          <w:sz w:val="24"/>
-        </w:rPr>
-        <w:t>(</w:t>
-      </w:r>
-      <w:r>
-        <w:rPr>
-          <w:rFonts w:ascii="Times New Roman" w:hAnsi="Times New Roman"/>
-          <w:bCs/>
-          <w:i/>
-          <w:color w:val="FF0000"/>
-          <w:sz w:val="24"/>
-        </w:rPr>
-        <w:t>г. 4</w:t>
-      </w:r>
-      <w:r>
-        <w:rPr>
-          <w:rFonts w:ascii="Times New Roman" w:hAnsi="Times New Roman"/>
-          <w:bCs/>
-          <w:i/>
-          <w:color w:val="FF0000"/>
-          <w:sz w:val="24"/>
-        </w:rPr>
-        <w:t>)</w:t>
-      </w:r>
-      <w:r>
-        <w:rPr>
-          <w:rFonts w:ascii="Times New Roman" w:hAnsi="Times New Roman"/>
-          <w:bCs/>
-          <w:i/>
-          <w:color w:val="FF0000"/>
-          <w:sz w:val="24"/>
-        </w:rPr>
-        <w:t xml:space="preserve">: </w:t>
-      </w:r>
-      <w:r>
-        <w:rPr>
-          <w:rFonts w:ascii="Times New Roman" w:hAnsi="Times New Roman"/>
-          <w:bCs/>
-          <w:iCs/>
-          <w:color w:val="000000"/>
-          <w:sz w:val="24"/>
-        </w:rPr>
-        <w:t xml:space="preserve">Господь сил з нами,* заступник наш </w:t>
-      </w:r>
-      <w:r>
-        <w:rPr>
-          <w:rFonts w:ascii="Times New Roman" w:hAnsi="Times New Roman"/>
-          <w:bCs/>
-          <w:iCs/>
-          <w:color w:val="000000"/>
-          <w:sz w:val="24"/>
-        </w:rPr>
-        <w:t xml:space="preserve">- </w:t>
-      </w:r>
-      <w:r>
-        <w:rPr>
-          <w:rFonts w:ascii="Times New Roman" w:hAnsi="Times New Roman"/>
-          <w:bCs/>
-          <w:iCs/>
-          <w:color w:val="000000"/>
-          <w:sz w:val="24"/>
-        </w:rPr>
-        <w:t>Бог Якова.</w:t>
-      </w:r>
-      <w:r>
-        <w:rPr>
-          <w:rFonts w:ascii="Times New Roman" w:hAnsi="Times New Roman"/>
-          <w:bCs/>
-          <w:iCs/>
-          <w:color w:val="000000"/>
-          <w:sz w:val="24"/>
-        </w:rPr>
-        <w:t xml:space="preserve"> </w:t>
-      </w:r>
-      <w:r>
-        <w:rPr>
-          <w:rFonts w:ascii="Times New Roman" w:hAnsi="Times New Roman"/>
-          <w:i/>
-          <w:iCs/>
-          <w:color w:val="FF0000"/>
-          <w:sz w:val="24"/>
-        </w:rPr>
-        <w:t>(</w:t>
-      </w:r>
-      <w:proofErr w:type="spellStart"/>
-      <w:r>
-        <w:rPr>
-          <w:rFonts w:ascii="Times New Roman" w:hAnsi="Times New Roman"/>
-          <w:bCs/>
-          <w:i/>
-          <w:iCs/>
-          <w:color w:val="FF0000"/>
-          <w:sz w:val="24"/>
-        </w:rPr>
-        <w:t>Пс</w:t>
-      </w:r>
-      <w:proofErr w:type="spellEnd"/>
-      <w:r>
-        <w:rPr>
-          <w:rFonts w:ascii="Times New Roman" w:hAnsi="Times New Roman"/>
-          <w:bCs/>
-          <w:i/>
-          <w:iCs/>
-          <w:color w:val="FF0000"/>
-          <w:sz w:val="24"/>
-        </w:rPr>
-        <w:t>.</w:t>
-      </w:r>
-      <w:r>
-        <w:rPr>
-          <w:rFonts w:ascii="Times New Roman" w:hAnsi="Times New Roman"/>
-          <w:bCs/>
-          <w:i/>
-          <w:iCs/>
-          <w:color w:val="FF0000"/>
-          <w:sz w:val="24"/>
-        </w:rPr>
-        <w:t xml:space="preserve"> </w:t>
-      </w:r>
-      <w:r>
-        <w:rPr>
-          <w:rFonts w:ascii="Times New Roman" w:hAnsi="Times New Roman"/>
-          <w:bCs/>
-          <w:i/>
-          <w:iCs/>
-          <w:color w:val="FF0000"/>
-          <w:sz w:val="24"/>
-        </w:rPr>
-        <w:t>45</w:t>
-      </w:r>
-      <w:r>
-        <w:rPr>
-          <w:rFonts w:ascii="Times New Roman" w:hAnsi="Times New Roman"/>
-          <w:bCs/>
-          <w:i/>
-          <w:iCs/>
-          <w:color w:val="FF0000"/>
-          <w:sz w:val="24"/>
-        </w:rPr>
-        <w:t>, 8)</w:t>
+          <w:color w:val="FF0000"/>
+          <w:sz w:val="24"/>
+        </w:rPr>
+        <w:t>знову тропар пророцтва.</w:t>
       </w:r>
     </w:p>
     <w:p>
@@ -6118,9 +6137,51 @@
           <w:color w:val="FF0000"/>
           <w:sz w:val="24"/>
         </w:rPr>
-        <w:t>Стих</w:t>
+        <w:t>Прокіме</w:t>
       </w:r>
       <w:proofErr w:type="spellEnd"/>
+      <w:r>
+        <w:rPr>
+          <w:rFonts w:ascii="Times New Roman" w:hAnsi="Times New Roman"/>
+          <w:bCs/>
+          <w:i/>
+          <w:iCs/>
+          <w:color w:val="FF0000"/>
+          <w:sz w:val="24"/>
+        </w:rPr>
+        <w:t xml:space="preserve"> </w:t>
+      </w:r>
+      <w:r>
+        <w:rPr>
+          <w:rFonts w:ascii="Times New Roman" w:hAnsi="Times New Roman"/>
+          <w:bCs/>
+          <w:i/>
+          <w:iCs/>
+          <w:color w:val="FF0000"/>
+          <w:sz w:val="24"/>
+        </w:rPr>
+        <w:t>(</w:t>
+      </w:r>
+      <w:r>
+        <w:rPr>
+          <w:rFonts w:ascii="Times New Roman" w:hAnsi="Times New Roman"/>
+          <w:bCs/>
+          <w:i/>
+          <w:color w:val="FF0000"/>
+          <w:sz w:val="24"/>
+        </w:rPr>
+        <w:t>г. 4</w:t>
+      </w:r>
+      <w:r>
+        <w:rPr>
+          <w:rFonts w:ascii="Times New Roman" w:hAnsi="Times New Roman"/>
+          <w:bCs/>
+          <w:i/>
+          <w:color w:val="FF0000"/>
+          <w:sz w:val="24"/>
+        </w:rPr>
+        <w:t>)</w:t>
+      </w:r>
       <w:r>
         <w:rPr>
           <w:rFonts w:ascii="Times New Roman" w:hAnsi="Times New Roman"/>
@@ -6139,9 +6200,8 @@
           <w:color w:val="000000"/>
           <w:sz w:val="24"/>
         </w:rPr>
-        <w:t xml:space="preserve">Бог – наше </w:t>
-      </w:r>
-      <w:proofErr w:type="spellStart"/>
+        <w:t xml:space="preserve">Господь сил з нами,* заступник наш </w:t>
+      </w:r>
       <w:r>
         <w:rPr>
           <w:rFonts w:ascii="Times New Roman" w:hAnsi="Times New Roman"/>
@@ -6150,9 +6210,8 @@
           <w:color w:val="000000"/>
           <w:sz w:val="24"/>
         </w:rPr>
-        <w:t>прибіжище</w:t>
-      </w:r>
-      <w:proofErr w:type="spellEnd"/>
+        <w:t xml:space="preserve">- </w:t>
+      </w:r>
       <w:r>
         <w:rPr>
           <w:rFonts w:ascii="Times New Roman" w:hAnsi="Times New Roman"/>
@@ -6161,49 +6220,7 @@
           <w:color w:val="000000"/>
           <w:sz w:val="24"/>
         </w:rPr>
-        <w:t xml:space="preserve"> і сила</w:t>
-      </w:r>
-      <w:r>
-        <w:rPr>
-          <w:rFonts w:ascii="Times New Roman" w:hAnsi="Times New Roman"/>
-          <w:bCs/>
-          <w:iCs/>
-          <w:color w:val="000000"/>
-          <w:sz w:val="24"/>
-        </w:rPr>
-        <w:t xml:space="preserve">, </w:t>
-      </w:r>
-      <w:r>
-        <w:rPr>
-          <w:rFonts w:ascii="Times New Roman" w:hAnsi="Times New Roman"/>
-          <w:bCs/>
-          <w:iCs/>
-          <w:color w:val="000000"/>
-          <w:sz w:val="24"/>
-        </w:rPr>
-        <w:t xml:space="preserve">помічник у </w:t>
-      </w:r>
-      <w:proofErr w:type="spellStart"/>
-      <w:r>
-        <w:rPr>
-          <w:rFonts w:ascii="Times New Roman" w:hAnsi="Times New Roman"/>
-          <w:bCs/>
-          <w:iCs/>
-          <w:color w:val="000000"/>
-          <w:sz w:val="24"/>
-        </w:rPr>
-        <w:t>скорботах</w:t>
-      </w:r>
-      <w:proofErr w:type="spellEnd"/>
-      <w:r>
-        <w:rPr>
-          <w:rFonts w:ascii="Times New Roman" w:hAnsi="Times New Roman"/>
-          <w:bCs/>
-          <w:iCs/>
-          <w:color w:val="000000"/>
-          <w:sz w:val="24"/>
-        </w:rPr>
-        <w:t>, що вельми облягли нас.</w:t>
+        <w:t>Бог Якова.</w:t>
       </w:r>
       <w:r>
         <w:rPr>
@@ -6300,6 +6317,7 @@
           <w:sz w:val="24"/>
         </w:rPr>
       </w:pPr>
+      <w:proofErr w:type="spellStart"/>
       <w:r>
         <w:rPr>
           <w:rFonts w:ascii="Times New Roman" w:hAnsi="Times New Roman"/>
@@ -6308,8 +6326,9 @@
           <w:color w:val="FF0000"/>
           <w:sz w:val="24"/>
         </w:rPr>
-        <w:t xml:space="preserve">Пророцтва </w:t>
-      </w:r>
+        <w:t>Стих</w:t>
+      </w:r>
+      <w:proofErr w:type="spellEnd"/>
       <w:r>
         <w:rPr>
           <w:rFonts w:ascii="Times New Roman" w:hAnsi="Times New Roman"/>
@@ -6318,156 +6337,88 @@
           <w:color w:val="FF0000"/>
           <w:sz w:val="24"/>
         </w:rPr>
-        <w:t>Ісаї</w:t>
-      </w:r>
-      <w:r>
-        <w:rPr>
-          <w:rFonts w:ascii="Times New Roman" w:hAnsi="Times New Roman"/>
-          <w:bCs/>
-          <w:i/>
-          <w:color w:val="FF0000"/>
-          <w:sz w:val="24"/>
-        </w:rPr>
-        <w:t xml:space="preserve"> ч</w:t>
-      </w:r>
-      <w:r>
-        <w:rPr>
-          <w:rFonts w:ascii="Times New Roman" w:hAnsi="Times New Roman"/>
-          <w:bCs/>
-          <w:i/>
-          <w:color w:val="FF0000"/>
-          <w:sz w:val="24"/>
-        </w:rPr>
-        <w:t>итання</w:t>
-      </w:r>
-      <w:r>
-        <w:rPr>
-          <w:rFonts w:ascii="Times New Roman" w:hAnsi="Times New Roman"/>
-          <w:bCs/>
-          <w:i/>
-          <w:color w:val="FF0000"/>
-          <w:sz w:val="24"/>
-        </w:rPr>
-        <w:t xml:space="preserve"> </w:t>
-      </w:r>
-      <w:r>
-        <w:rPr>
-          <w:rFonts w:ascii="Times New Roman" w:hAnsi="Times New Roman"/>
-          <w:bCs/>
-          <w:i/>
-          <w:color w:val="FF0000"/>
-          <w:sz w:val="24"/>
-        </w:rPr>
-        <w:t>(</w:t>
-      </w:r>
-      <w:r>
-        <w:rPr>
-          <w:rFonts w:ascii="Times New Roman" w:hAnsi="Times New Roman"/>
-          <w:bCs/>
-          <w:i/>
-          <w:color w:val="FF0000"/>
-          <w:sz w:val="24"/>
-        </w:rPr>
-        <w:t>9</w:t>
-      </w:r>
-      <w:r>
-        <w:rPr>
-          <w:rFonts w:ascii="Times New Roman" w:hAnsi="Times New Roman"/>
-          <w:bCs/>
-          <w:i/>
-          <w:color w:val="FF0000"/>
-          <w:sz w:val="24"/>
-        </w:rPr>
-        <w:t>,</w:t>
-      </w:r>
-      <w:r>
-        <w:rPr>
-          <w:rFonts w:ascii="Times New Roman" w:hAnsi="Times New Roman"/>
-          <w:bCs/>
-          <w:i/>
-          <w:color w:val="FF0000"/>
-          <w:sz w:val="24"/>
-        </w:rPr>
-        <w:t xml:space="preserve"> 9-21</w:t>
-      </w:r>
-      <w:r>
-        <w:rPr>
-          <w:rFonts w:ascii="Times New Roman" w:hAnsi="Times New Roman"/>
-          <w:bCs/>
-          <w:i/>
-          <w:color w:val="FF0000"/>
-          <w:sz w:val="24"/>
-        </w:rPr>
-        <w:t>; 10, 1-4</w:t>
-      </w:r>
-      <w:r>
-        <w:rPr>
-          <w:rFonts w:ascii="Times New Roman" w:hAnsi="Times New Roman"/>
-          <w:bCs/>
-          <w:i/>
-          <w:color w:val="FF0000"/>
-          <w:sz w:val="24"/>
-        </w:rPr>
-        <w:t>)</w:t>
+        <w:t xml:space="preserve">: </w:t>
       </w:r>
       <w:r>
         <w:rPr>
           <w:rFonts w:ascii="Times New Roman" w:hAnsi="Times New Roman"/>
           <w:bCs/>
           <w:iCs/>
-          <w:color w:val="FF0000"/>
-          <w:sz w:val="24"/>
-        </w:rPr>
-        <w:t>:</w:t>
-      </w:r>
-    </w:p>
-    <w:p>
-      <w:pPr>
-        <w:rPr>
-          <w:rFonts w:ascii="Times New Roman" w:hAnsi="Times New Roman"/>
-          <w:sz w:val="24"/>
-        </w:rPr>
-      </w:pPr>
-      <w:r>
-        <w:rPr>
-          <w:rFonts w:ascii="Times New Roman" w:hAnsi="Times New Roman"/>
-          <w:sz w:val="24"/>
-        </w:rPr>
-        <w:t xml:space="preserve">Так говорить Господь. </w:t>
-      </w:r>
-      <w:r>
-        <w:rPr>
-          <w:rFonts w:ascii="Times New Roman" w:hAnsi="Times New Roman"/>
-          <w:sz w:val="24"/>
-        </w:rPr>
-        <w:t xml:space="preserve">Увесь народ його розуміє, </w:t>
+          <w:color w:val="000000"/>
+          <w:sz w:val="24"/>
+        </w:rPr>
+        <w:t xml:space="preserve">Бог – наше </w:t>
       </w:r>
       <w:proofErr w:type="spellStart"/>
       <w:r>
         <w:rPr>
           <w:rFonts w:ascii="Times New Roman" w:hAnsi="Times New Roman"/>
-          <w:sz w:val="24"/>
-        </w:rPr>
-        <w:t>Ефраїм</w:t>
+          <w:bCs/>
+          <w:iCs/>
+          <w:color w:val="000000"/>
+          <w:sz w:val="24"/>
+        </w:rPr>
+        <w:t>прибіжище</w:t>
       </w:r>
       <w:proofErr w:type="spellEnd"/>
       <w:r>
         <w:rPr>
           <w:rFonts w:ascii="Times New Roman" w:hAnsi="Times New Roman"/>
-          <w:sz w:val="24"/>
-        </w:rPr>
-        <w:t xml:space="preserve"> і мешканці Самарії, що згорда й з набундюченим серцем кажуть</w:t>
-      </w:r>
-      <w:r>
-        <w:rPr>
-          <w:rFonts w:ascii="Times New Roman" w:hAnsi="Times New Roman"/>
-          <w:sz w:val="24"/>
-        </w:rPr>
-        <w:t>:</w:t>
-      </w:r>
-      <w:r>
-        <w:rPr>
-          <w:rFonts w:ascii="Times New Roman" w:hAnsi="Times New Roman"/>
+          <w:bCs/>
+          <w:iCs/>
+          <w:color w:val="000000"/>
+          <w:sz w:val="24"/>
+        </w:rPr>
+        <w:t xml:space="preserve"> і сила</w:t>
+      </w:r>
+      <w:r>
+        <w:rPr>
+          <w:rFonts w:ascii="Times New Roman" w:hAnsi="Times New Roman"/>
+          <w:bCs/>
+          <w:iCs/>
+          <w:color w:val="000000"/>
+          <w:sz w:val="24"/>
+        </w:rPr>
+        <w:t xml:space="preserve">, </w:t>
+      </w:r>
+      <w:r>
+        <w:rPr>
+          <w:rFonts w:ascii="Times New Roman" w:hAnsi="Times New Roman"/>
+          <w:bCs/>
+          <w:iCs/>
+          <w:color w:val="000000"/>
+          <w:sz w:val="24"/>
+        </w:rPr>
+        <w:t xml:space="preserve">помічник у </w:t>
+      </w:r>
+      <w:proofErr w:type="spellStart"/>
+      <w:r>
+        <w:rPr>
+          <w:rFonts w:ascii="Times New Roman" w:hAnsi="Times New Roman"/>
+          <w:bCs/>
+          <w:iCs/>
+          <w:color w:val="000000"/>
+          <w:sz w:val="24"/>
+        </w:rPr>
+        <w:t>скорботах</w:t>
+      </w:r>
+      <w:proofErr w:type="spellEnd"/>
+      <w:r>
+        <w:rPr>
+          <w:rFonts w:ascii="Times New Roman" w:hAnsi="Times New Roman"/>
+          <w:bCs/>
+          <w:iCs/>
+          <w:color w:val="000000"/>
+          <w:sz w:val="24"/>
+        </w:rPr>
+        <w:t>, що вельми облягли нас.</w:t>
+      </w:r>
+      <w:r>
+        <w:rPr>
+          <w:rFonts w:ascii="Times New Roman" w:hAnsi="Times New Roman"/>
+          <w:bCs/>
+          <w:iCs/>
+          <w:color w:val="000000"/>
           <w:sz w:val="24"/>
         </w:rPr>
         <w:t xml:space="preserve"> </w:t>
@@ -6475,214 +6426,69 @@
       <w:r>
         <w:rPr>
           <w:rFonts w:ascii="Times New Roman" w:hAnsi="Times New Roman"/>
-          <w:sz w:val="24"/>
-        </w:rPr>
-        <w:t xml:space="preserve">«Упала цегла, збудуємо з каміння: вирубано сикомори, </w:t>
-      </w:r>
-      <w:r>
-        <w:rPr>
-          <w:rFonts w:ascii="Times New Roman" w:hAnsi="Times New Roman"/>
-          <w:sz w:val="24"/>
-        </w:rPr>
-        <w:lastRenderedPageBreak/>
-        <w:t xml:space="preserve">заступимо їх кедром.» Але Господь підняв на нього його супостатів і збудив його противників: </w:t>
+          <w:i/>
+          <w:iCs/>
+          <w:color w:val="FF0000"/>
+          <w:sz w:val="24"/>
+        </w:rPr>
+        <w:t>(</w:t>
       </w:r>
       <w:proofErr w:type="spellStart"/>
       <w:r>
         <w:rPr>
           <w:rFonts w:ascii="Times New Roman" w:hAnsi="Times New Roman"/>
-          <w:sz w:val="24"/>
-        </w:rPr>
-        <w:t>Арама</w:t>
+          <w:bCs/>
+          <w:i/>
+          <w:iCs/>
+          <w:color w:val="FF0000"/>
+          <w:sz w:val="24"/>
+        </w:rPr>
+        <w:t>Пс</w:t>
       </w:r>
       <w:proofErr w:type="spellEnd"/>
       <w:r>
         <w:rPr>
           <w:rFonts w:ascii="Times New Roman" w:hAnsi="Times New Roman"/>
-          <w:sz w:val="24"/>
-        </w:rPr>
-        <w:t xml:space="preserve"> зі сходу, а філістимлян із заходу, і пожирають вони </w:t>
-      </w:r>
-      <w:proofErr w:type="spellStart"/>
-      <w:r>
-        <w:rPr>
-          <w:rFonts w:ascii="Times New Roman" w:hAnsi="Times New Roman"/>
-          <w:sz w:val="24"/>
-        </w:rPr>
-        <w:t>Ізраїля</w:t>
-      </w:r>
-      <w:proofErr w:type="spellEnd"/>
-      <w:r>
-        <w:rPr>
-          <w:rFonts w:ascii="Times New Roman" w:hAnsi="Times New Roman"/>
-          <w:sz w:val="24"/>
-        </w:rPr>
-        <w:t xml:space="preserve"> повним ротом. Але по всьому тому гнів його не відвернувся, його рука ще піднята. Та все ж таки народ не повернувся до того, хто його бив, і не шукав Господа сил. Тоді Господь відтяв в </w:t>
-      </w:r>
-      <w:proofErr w:type="spellStart"/>
-      <w:r>
-        <w:rPr>
-          <w:rFonts w:ascii="Times New Roman" w:hAnsi="Times New Roman"/>
-          <w:sz w:val="24"/>
-        </w:rPr>
-        <w:t>Ізраїля</w:t>
-      </w:r>
-      <w:proofErr w:type="spellEnd"/>
-      <w:r>
-        <w:rPr>
-          <w:rFonts w:ascii="Times New Roman" w:hAnsi="Times New Roman"/>
-          <w:sz w:val="24"/>
-        </w:rPr>
-        <w:t xml:space="preserve"> одного дня голову й хвоста, пальму й тростину. Старець і знатний - то голова; а пророк - що навчає неправди, то хвіст. Провідники цього народу зводять його з дороги, і </w:t>
-      </w:r>
-      <w:proofErr w:type="spellStart"/>
-      <w:r>
-        <w:rPr>
-          <w:rFonts w:ascii="Times New Roman" w:hAnsi="Times New Roman"/>
-          <w:sz w:val="24"/>
-        </w:rPr>
-        <w:t>тії</w:t>
-      </w:r>
-      <w:proofErr w:type="spellEnd"/>
-      <w:r>
-        <w:rPr>
-          <w:rFonts w:ascii="Times New Roman" w:hAnsi="Times New Roman"/>
-          <w:sz w:val="24"/>
-        </w:rPr>
-        <w:t xml:space="preserve">, що дали себе вести, загинули. Тим то не матиме Господь утіхи з його хлопців, над сиротами й </w:t>
-      </w:r>
-      <w:proofErr w:type="spellStart"/>
-      <w:r>
-        <w:rPr>
-          <w:rFonts w:ascii="Times New Roman" w:hAnsi="Times New Roman"/>
-          <w:sz w:val="24"/>
-        </w:rPr>
-        <w:t>вдовами</w:t>
-      </w:r>
-      <w:proofErr w:type="spellEnd"/>
-      <w:r>
-        <w:rPr>
-          <w:rFonts w:ascii="Times New Roman" w:hAnsi="Times New Roman"/>
-          <w:sz w:val="24"/>
-        </w:rPr>
-        <w:t xml:space="preserve"> його не буде мати жалю, бо всі вони безбожні й злосливі; на устах у кожного безглуздя. Але по всьому тому гнів його не відвернувся, його рука ще піднята. Бо злоба розгорілася вогнем, що пожирає тернину і глоди колючі та палить нетрі в лісі, що аж стовпами дим іде вгору. Гнів Господа сил спалив землю, і народ став здобиччю вогню; ніхто не щадить і брата свого. Гризуть направо, і все голодні; їдять наліво, та не ситі; кожен їсть тіло ближнього свого: </w:t>
-      </w:r>
-      <w:proofErr w:type="spellStart"/>
-      <w:r>
-        <w:rPr>
-          <w:rFonts w:ascii="Times New Roman" w:hAnsi="Times New Roman"/>
-          <w:sz w:val="24"/>
-        </w:rPr>
-        <w:t>Манассія</w:t>
-      </w:r>
-      <w:proofErr w:type="spellEnd"/>
-      <w:r>
-        <w:rPr>
-          <w:rFonts w:ascii="Times New Roman" w:hAnsi="Times New Roman"/>
-          <w:sz w:val="24"/>
-        </w:rPr>
-        <w:t xml:space="preserve"> - </w:t>
-      </w:r>
-      <w:proofErr w:type="spellStart"/>
-      <w:r>
-        <w:rPr>
-          <w:rFonts w:ascii="Times New Roman" w:hAnsi="Times New Roman"/>
-          <w:sz w:val="24"/>
-        </w:rPr>
-        <w:t>Ефраїма</w:t>
-      </w:r>
-      <w:proofErr w:type="spellEnd"/>
-      <w:r>
-        <w:rPr>
-          <w:rFonts w:ascii="Times New Roman" w:hAnsi="Times New Roman"/>
-          <w:sz w:val="24"/>
-        </w:rPr>
-        <w:t xml:space="preserve">, </w:t>
-      </w:r>
-      <w:proofErr w:type="spellStart"/>
-      <w:r>
-        <w:rPr>
-          <w:rFonts w:ascii="Times New Roman" w:hAnsi="Times New Roman"/>
-          <w:sz w:val="24"/>
-        </w:rPr>
-        <w:t>Ефраїм</w:t>
-      </w:r>
-      <w:proofErr w:type="spellEnd"/>
-      <w:r>
-        <w:rPr>
-          <w:rFonts w:ascii="Times New Roman" w:hAnsi="Times New Roman"/>
-          <w:sz w:val="24"/>
-        </w:rPr>
-        <w:t xml:space="preserve"> -</w:t>
-      </w:r>
-      <w:proofErr w:type="spellStart"/>
-      <w:r>
-        <w:rPr>
-          <w:rFonts w:ascii="Times New Roman" w:hAnsi="Times New Roman"/>
-          <w:sz w:val="24"/>
-        </w:rPr>
-        <w:t>Манассію</w:t>
-      </w:r>
-      <w:proofErr w:type="spellEnd"/>
-      <w:r>
-        <w:rPr>
-          <w:rFonts w:ascii="Times New Roman" w:hAnsi="Times New Roman"/>
-          <w:sz w:val="24"/>
-        </w:rPr>
-        <w:t>, обидва разом проти Юди; але по тому всьому гнів його не відвернувся, рука його ще піднята.</w:t>
-      </w:r>
-      <w:r>
-        <w:rPr>
-          <w:rFonts w:ascii="Times New Roman" w:hAnsi="Times New Roman"/>
-          <w:sz w:val="24"/>
-        </w:rPr>
-        <w:t xml:space="preserve"> Горе тим, що несправедливі видають закони, що пишуть приписи жорстокі, щоб відправляти вбогих без правосуддя, щоб позбавляти права бідних у моїм народі, щоб з удовиць користь тягнути та сиріт обдирати, </w:t>
-      </w:r>
-      <w:r>
-        <w:rPr>
-          <w:rFonts w:ascii="Times New Roman" w:hAnsi="Times New Roman"/>
-          <w:sz w:val="24"/>
-        </w:rPr>
-        <w:t>і</w:t>
-      </w:r>
-      <w:r>
-        <w:rPr>
-          <w:rFonts w:ascii="Times New Roman" w:hAnsi="Times New Roman"/>
-          <w:sz w:val="24"/>
-        </w:rPr>
-        <w:t xml:space="preserve"> що ви чинитимете, як прийде кара, коли насуне погибель здалека? До кого </w:t>
-      </w:r>
-      <w:proofErr w:type="spellStart"/>
-      <w:r>
-        <w:rPr>
-          <w:rFonts w:ascii="Times New Roman" w:hAnsi="Times New Roman"/>
-          <w:sz w:val="24"/>
-        </w:rPr>
-        <w:t>вдастеся</w:t>
-      </w:r>
-      <w:proofErr w:type="spellEnd"/>
-      <w:r>
-        <w:rPr>
-          <w:rFonts w:ascii="Times New Roman" w:hAnsi="Times New Roman"/>
-          <w:sz w:val="24"/>
-        </w:rPr>
-        <w:t xml:space="preserve"> по допомогу? Де </w:t>
-      </w:r>
-      <w:proofErr w:type="spellStart"/>
-      <w:r>
-        <w:rPr>
-          <w:rFonts w:ascii="Times New Roman" w:hAnsi="Times New Roman"/>
-          <w:sz w:val="24"/>
-        </w:rPr>
-        <w:t>дінете</w:t>
-      </w:r>
-      <w:proofErr w:type="spellEnd"/>
-      <w:r>
-        <w:rPr>
-          <w:rFonts w:ascii="Times New Roman" w:hAnsi="Times New Roman"/>
-          <w:sz w:val="24"/>
-        </w:rPr>
-        <w:t xml:space="preserve"> ви скарби ваші? І не залишиться вам нічого, хіба зігнутись поміж бранців та полягти між убитими. Але по всьому тому гнів його не відвернувся, рука його ще піднята.</w:t>
+          <w:bCs/>
+          <w:i/>
+          <w:iCs/>
+          <w:color w:val="FF0000"/>
+          <w:sz w:val="24"/>
+        </w:rPr>
+        <w:t>.</w:t>
+      </w:r>
+      <w:r>
+        <w:rPr>
+          <w:rFonts w:ascii="Times New Roman" w:hAnsi="Times New Roman"/>
+          <w:bCs/>
+          <w:i/>
+          <w:iCs/>
+          <w:color w:val="FF0000"/>
+          <w:sz w:val="24"/>
+        </w:rPr>
+        <w:t xml:space="preserve"> </w:t>
+      </w:r>
+      <w:r>
+        <w:rPr>
+          <w:rFonts w:ascii="Times New Roman" w:hAnsi="Times New Roman"/>
+          <w:bCs/>
+          <w:i/>
+          <w:iCs/>
+          <w:color w:val="FF0000"/>
+          <w:sz w:val="24"/>
+        </w:rPr>
+        <w:t>45</w:t>
+      </w:r>
+      <w:r>
+        <w:rPr>
+          <w:rFonts w:ascii="Times New Roman" w:hAnsi="Times New Roman"/>
+          <w:bCs/>
+          <w:i/>
+          <w:iCs/>
+          <w:color w:val="FF0000"/>
+          <w:sz w:val="24"/>
+        </w:rPr>
+        <w:t>, 8)</w:t>
       </w:r>
     </w:p>
     <w:p>
@@ -6702,7 +6508,6 @@
           <w:sz w:val="24"/>
         </w:rPr>
       </w:pPr>
-      <w:proofErr w:type="spellStart"/>
       <w:r>
         <w:rPr>
           <w:rFonts w:ascii="Times New Roman" w:hAnsi="Times New Roman"/>
@@ -6711,7 +6516,7 @@
           <w:color w:val="FF0000"/>
           <w:sz w:val="24"/>
         </w:rPr>
-        <w:t>Прокіме</w:t>
+        <w:t xml:space="preserve">Пророцтва </w:t>
       </w:r>
       <w:r>
         <w:rPr>
@@ -6721,9 +6526,8 @@
           <w:color w:val="FF0000"/>
           <w:sz w:val="24"/>
         </w:rPr>
-        <w:t>н</w:t>
-      </w:r>
-      <w:proofErr w:type="spellEnd"/>
+        <w:t>Ісаї</w:t>
+      </w:r>
       <w:r>
         <w:rPr>
           <w:rFonts w:ascii="Times New Roman" w:hAnsi="Times New Roman"/>
@@ -6732,6 +6536,26 @@
           <w:color w:val="FF0000"/>
           <w:sz w:val="24"/>
         </w:rPr>
+        <w:t xml:space="preserve"> ч</w:t>
+      </w:r>
+      <w:r>
+        <w:rPr>
+          <w:rFonts w:ascii="Times New Roman" w:hAnsi="Times New Roman"/>
+          <w:bCs/>
+          <w:i/>
+          <w:color w:val="FF0000"/>
+          <w:sz w:val="24"/>
+        </w:rPr>
+        <w:t>итання</w:t>
+      </w:r>
+      <w:r>
+        <w:rPr>
+          <w:rFonts w:ascii="Times New Roman" w:hAnsi="Times New Roman"/>
+          <w:bCs/>
+          <w:i/>
+          <w:color w:val="FF0000"/>
+          <w:sz w:val="24"/>
+        </w:rPr>
         <w:t xml:space="preserve"> </w:t>
       </w:r>
       <w:r>
@@ -6752,7 +6576,7 @@
           <w:color w:val="FF0000"/>
           <w:sz w:val="24"/>
         </w:rPr>
-        <w:t>г.</w:t>
+        <w:t>9</w:t>
       </w:r>
       <w:r>
         <w:rPr>
@@ -6762,7 +6586,7 @@
           <w:color w:val="FF0000"/>
           <w:sz w:val="24"/>
         </w:rPr>
-        <w:t xml:space="preserve"> </w:t>
+        <w:t>,</w:t>
       </w:r>
       <w:r>
         <w:rPr>
@@ -6772,7 +6596,7 @@
           <w:color w:val="FF0000"/>
           <w:sz w:val="24"/>
         </w:rPr>
-        <w:t>4</w:t>
+        <w:t xml:space="preserve"> 9-21</w:t>
       </w:r>
       <w:r>
         <w:rPr>
@@ -6782,66 +6606,76 @@
           <w:color w:val="FF0000"/>
           <w:sz w:val="24"/>
         </w:rPr>
+        <w:t>; 10, 1-4</w:t>
+      </w:r>
+      <w:r>
+        <w:rPr>
+          <w:rFonts w:ascii="Times New Roman" w:hAnsi="Times New Roman"/>
+          <w:bCs/>
+          <w:i/>
+          <w:color w:val="FF0000"/>
+          <w:sz w:val="24"/>
+        </w:rPr>
         <w:t>)</w:t>
-      </w:r>
-      <w:r>
-        <w:rPr>
-          <w:rFonts w:ascii="Times New Roman" w:hAnsi="Times New Roman"/>
-          <w:bCs/>
-          <w:i/>
-          <w:color w:val="FF0000"/>
-          <w:sz w:val="24"/>
-        </w:rPr>
-        <w:t xml:space="preserve">: </w:t>
       </w:r>
       <w:r>
         <w:rPr>
           <w:rFonts w:ascii="Times New Roman" w:hAnsi="Times New Roman"/>
           <w:bCs/>
           <w:iCs/>
-          <w:color w:val="000000"/>
-          <w:sz w:val="24"/>
-        </w:rPr>
-        <w:t xml:space="preserve">Співайте Богу нашому, співайте,* співайте Цареві нашому співайте. </w:t>
-      </w:r>
-      <w:r>
-        <w:rPr>
-          <w:rFonts w:ascii="Times New Roman" w:hAnsi="Times New Roman"/>
-          <w:bCs/>
-          <w:i/>
-          <w:color w:val="FF0000"/>
-          <w:sz w:val="24"/>
-        </w:rPr>
-        <w:t>(</w:t>
+          <w:color w:val="FF0000"/>
+          <w:sz w:val="24"/>
+        </w:rPr>
+        <w:t>:</w:t>
+      </w:r>
+    </w:p>
+    <w:p>
+      <w:pPr>
+        <w:rPr>
+          <w:rFonts w:ascii="Times New Roman" w:hAnsi="Times New Roman"/>
+          <w:sz w:val="24"/>
+        </w:rPr>
+      </w:pPr>
+      <w:r>
+        <w:rPr>
+          <w:rFonts w:ascii="Times New Roman" w:hAnsi="Times New Roman"/>
+          <w:sz w:val="24"/>
+        </w:rPr>
+        <w:t xml:space="preserve">Так говорить Господь. </w:t>
+      </w:r>
+      <w:r>
+        <w:rPr>
+          <w:rFonts w:ascii="Times New Roman" w:hAnsi="Times New Roman"/>
+          <w:sz w:val="24"/>
+        </w:rPr>
+        <w:t xml:space="preserve">Увесь народ його розуміє, </w:t>
       </w:r>
       <w:proofErr w:type="spellStart"/>
       <w:r>
         <w:rPr>
           <w:rFonts w:ascii="Times New Roman" w:hAnsi="Times New Roman"/>
-          <w:bCs/>
-          <w:i/>
-          <w:color w:val="FF0000"/>
-          <w:sz w:val="24"/>
-        </w:rPr>
-        <w:t>Пс</w:t>
+          <w:sz w:val="24"/>
+        </w:rPr>
+        <w:t>Ефраїм</w:t>
       </w:r>
       <w:proofErr w:type="spellEnd"/>
       <w:r>
         <w:rPr>
           <w:rFonts w:ascii="Times New Roman" w:hAnsi="Times New Roman"/>
-          <w:bCs/>
-          <w:i/>
-          <w:color w:val="FF0000"/>
-          <w:sz w:val="24"/>
-        </w:rPr>
-        <w:t>.</w:t>
-      </w:r>
-      <w:r>
-        <w:rPr>
-          <w:rFonts w:ascii="Times New Roman" w:hAnsi="Times New Roman"/>
-          <w:bCs/>
-          <w:i/>
-          <w:color w:val="FF0000"/>
+          <w:sz w:val="24"/>
+        </w:rPr>
+        <w:t xml:space="preserve"> і мешканці Самарії, що згорда й з набундюченим серцем кажуть</w:t>
+      </w:r>
+      <w:r>
+        <w:rPr>
+          <w:rFonts w:ascii="Times New Roman" w:hAnsi="Times New Roman"/>
+          <w:sz w:val="24"/>
+        </w:rPr>
+        <w:t>:</w:t>
+      </w:r>
+      <w:r>
+        <w:rPr>
+          <w:rFonts w:ascii="Times New Roman" w:hAnsi="Times New Roman"/>
           <w:sz w:val="24"/>
         </w:rPr>
         <w:t xml:space="preserve"> </w:t>
@@ -6849,22 +6683,214 @@
       <w:r>
         <w:rPr>
           <w:rFonts w:ascii="Times New Roman" w:hAnsi="Times New Roman"/>
-          <w:bCs/>
-          <w:i/>
-          <w:color w:val="FF0000"/>
-          <w:sz w:val="24"/>
-        </w:rPr>
-        <w:t>46</w:t>
-      </w:r>
-      <w:r>
-        <w:rPr>
-          <w:rFonts w:ascii="Times New Roman" w:hAnsi="Times New Roman"/>
-          <w:bCs/>
-          <w:i/>
-          <w:color w:val="FF0000"/>
-          <w:sz w:val="24"/>
-        </w:rPr>
-        <w:t>, 7)</w:t>
+          <w:sz w:val="24"/>
+        </w:rPr>
+        <w:t xml:space="preserve">«Упала цегла, збудуємо з каміння: вирубано сикомори, </w:t>
+      </w:r>
+      <w:r>
+        <w:rPr>
+          <w:rFonts w:ascii="Times New Roman" w:hAnsi="Times New Roman"/>
+          <w:sz w:val="24"/>
+        </w:rPr>
+        <w:lastRenderedPageBreak/>
+        <w:t xml:space="preserve">заступимо їх кедром.» Але Господь підняв на нього його супостатів і збудив його противників: </w:t>
+      </w:r>
+      <w:proofErr w:type="spellStart"/>
+      <w:r>
+        <w:rPr>
+          <w:rFonts w:ascii="Times New Roman" w:hAnsi="Times New Roman"/>
+          <w:sz w:val="24"/>
+        </w:rPr>
+        <w:t>Арама</w:t>
+      </w:r>
+      <w:proofErr w:type="spellEnd"/>
+      <w:r>
+        <w:rPr>
+          <w:rFonts w:ascii="Times New Roman" w:hAnsi="Times New Roman"/>
+          <w:sz w:val="24"/>
+        </w:rPr>
+        <w:t xml:space="preserve"> зі сходу, а філістимлян із заходу, і пожирають вони </w:t>
+      </w:r>
+      <w:proofErr w:type="spellStart"/>
+      <w:r>
+        <w:rPr>
+          <w:rFonts w:ascii="Times New Roman" w:hAnsi="Times New Roman"/>
+          <w:sz w:val="24"/>
+        </w:rPr>
+        <w:t>Ізраїля</w:t>
+      </w:r>
+      <w:proofErr w:type="spellEnd"/>
+      <w:r>
+        <w:rPr>
+          <w:rFonts w:ascii="Times New Roman" w:hAnsi="Times New Roman"/>
+          <w:sz w:val="24"/>
+        </w:rPr>
+        <w:t xml:space="preserve"> повним ротом. Але по всьому тому гнів його не відвернувся, його рука ще піднята. Та все ж таки народ не повернувся до того, хто його бив, і не шукав Господа сил. Тоді Господь відтяв в </w:t>
+      </w:r>
+      <w:proofErr w:type="spellStart"/>
+      <w:r>
+        <w:rPr>
+          <w:rFonts w:ascii="Times New Roman" w:hAnsi="Times New Roman"/>
+          <w:sz w:val="24"/>
+        </w:rPr>
+        <w:t>Ізраїля</w:t>
+      </w:r>
+      <w:proofErr w:type="spellEnd"/>
+      <w:r>
+        <w:rPr>
+          <w:rFonts w:ascii="Times New Roman" w:hAnsi="Times New Roman"/>
+          <w:sz w:val="24"/>
+        </w:rPr>
+        <w:t xml:space="preserve"> одного дня голову й хвоста, пальму й тростину. Старець і знатний - то голова; а пророк - що навчає неправди, то хвіст. Провідники цього народу зводять його з дороги, і </w:t>
+      </w:r>
+      <w:proofErr w:type="spellStart"/>
+      <w:r>
+        <w:rPr>
+          <w:rFonts w:ascii="Times New Roman" w:hAnsi="Times New Roman"/>
+          <w:sz w:val="24"/>
+        </w:rPr>
+        <w:t>тії</w:t>
+      </w:r>
+      <w:proofErr w:type="spellEnd"/>
+      <w:r>
+        <w:rPr>
+          <w:rFonts w:ascii="Times New Roman" w:hAnsi="Times New Roman"/>
+          <w:sz w:val="24"/>
+        </w:rPr>
+        <w:t xml:space="preserve">, що дали себе вести, загинули. Тим то не матиме Господь утіхи з його хлопців, над сиротами й </w:t>
+      </w:r>
+      <w:proofErr w:type="spellStart"/>
+      <w:r>
+        <w:rPr>
+          <w:rFonts w:ascii="Times New Roman" w:hAnsi="Times New Roman"/>
+          <w:sz w:val="24"/>
+        </w:rPr>
+        <w:t>вдовами</w:t>
+      </w:r>
+      <w:proofErr w:type="spellEnd"/>
+      <w:r>
+        <w:rPr>
+          <w:rFonts w:ascii="Times New Roman" w:hAnsi="Times New Roman"/>
+          <w:sz w:val="24"/>
+        </w:rPr>
+        <w:t xml:space="preserve"> його не буде мати жалю, бо всі вони безбожні й злосливі; на устах у кожного безглуздя. Але по всьому тому гнів його не відвернувся, його рука ще піднята. Бо злоба розгорілася вогнем, що пожирає тернину і глоди колючі та палить нетрі в лісі, що аж стовпами дим іде вгору. Гнів Господа сил спалив землю, і народ став здобиччю вогню; ніхто не щадить і брата свого. Гризуть направо, і все голодні; їдять наліво, та не ситі; кожен їсть тіло ближнього свого: </w:t>
+      </w:r>
+      <w:proofErr w:type="spellStart"/>
+      <w:r>
+        <w:rPr>
+          <w:rFonts w:ascii="Times New Roman" w:hAnsi="Times New Roman"/>
+          <w:sz w:val="24"/>
+        </w:rPr>
+        <w:t>Манассія</w:t>
+      </w:r>
+      <w:proofErr w:type="spellEnd"/>
+      <w:r>
+        <w:rPr>
+          <w:rFonts w:ascii="Times New Roman" w:hAnsi="Times New Roman"/>
+          <w:sz w:val="24"/>
+        </w:rPr>
+        <w:t xml:space="preserve"> - </w:t>
+      </w:r>
+      <w:proofErr w:type="spellStart"/>
+      <w:r>
+        <w:rPr>
+          <w:rFonts w:ascii="Times New Roman" w:hAnsi="Times New Roman"/>
+          <w:sz w:val="24"/>
+        </w:rPr>
+        <w:t>Ефраїма</w:t>
+      </w:r>
+      <w:proofErr w:type="spellEnd"/>
+      <w:r>
+        <w:rPr>
+          <w:rFonts w:ascii="Times New Roman" w:hAnsi="Times New Roman"/>
+          <w:sz w:val="24"/>
+        </w:rPr>
+        <w:t xml:space="preserve">, </w:t>
+      </w:r>
+      <w:proofErr w:type="spellStart"/>
+      <w:r>
+        <w:rPr>
+          <w:rFonts w:ascii="Times New Roman" w:hAnsi="Times New Roman"/>
+          <w:sz w:val="24"/>
+        </w:rPr>
+        <w:t>Ефраїм</w:t>
+      </w:r>
+      <w:proofErr w:type="spellEnd"/>
+      <w:r>
+        <w:rPr>
+          <w:rFonts w:ascii="Times New Roman" w:hAnsi="Times New Roman"/>
+          <w:sz w:val="24"/>
+        </w:rPr>
+        <w:t xml:space="preserve"> -</w:t>
+      </w:r>
+      <w:proofErr w:type="spellStart"/>
+      <w:r>
+        <w:rPr>
+          <w:rFonts w:ascii="Times New Roman" w:hAnsi="Times New Roman"/>
+          <w:sz w:val="24"/>
+        </w:rPr>
+        <w:t>Манассію</w:t>
+      </w:r>
+      <w:proofErr w:type="spellEnd"/>
+      <w:r>
+        <w:rPr>
+          <w:rFonts w:ascii="Times New Roman" w:hAnsi="Times New Roman"/>
+          <w:sz w:val="24"/>
+        </w:rPr>
+        <w:t>, обидва разом проти Юди; але по тому всьому гнів його не відвернувся, рука його ще піднята.</w:t>
+      </w:r>
+      <w:r>
+        <w:rPr>
+          <w:rFonts w:ascii="Times New Roman" w:hAnsi="Times New Roman"/>
+          <w:sz w:val="24"/>
+        </w:rPr>
+        <w:t xml:space="preserve"> Горе тим, що несправедливі видають закони, що пишуть приписи жорстокі, щоб відправляти вбогих без правосуддя, щоб позбавляти права бідних у моїм народі, щоб з удовиць користь тягнути та сиріт обдирати, </w:t>
+      </w:r>
+      <w:r>
+        <w:rPr>
+          <w:rFonts w:ascii="Times New Roman" w:hAnsi="Times New Roman"/>
+          <w:sz w:val="24"/>
+        </w:rPr>
+        <w:t>і</w:t>
+      </w:r>
+      <w:r>
+        <w:rPr>
+          <w:rFonts w:ascii="Times New Roman" w:hAnsi="Times New Roman"/>
+          <w:sz w:val="24"/>
+        </w:rPr>
+        <w:t xml:space="preserve"> що ви чинитимете, як прийде кара, коли насуне погибель здалека? До кого </w:t>
+      </w:r>
+      <w:proofErr w:type="spellStart"/>
+      <w:r>
+        <w:rPr>
+          <w:rFonts w:ascii="Times New Roman" w:hAnsi="Times New Roman"/>
+          <w:sz w:val="24"/>
+        </w:rPr>
+        <w:t>вдастеся</w:t>
+      </w:r>
+      <w:proofErr w:type="spellEnd"/>
+      <w:r>
+        <w:rPr>
+          <w:rFonts w:ascii="Times New Roman" w:hAnsi="Times New Roman"/>
+          <w:sz w:val="24"/>
+        </w:rPr>
+        <w:t xml:space="preserve"> по допомогу? Де </w:t>
+      </w:r>
+      <w:proofErr w:type="spellStart"/>
+      <w:r>
+        <w:rPr>
+          <w:rFonts w:ascii="Times New Roman" w:hAnsi="Times New Roman"/>
+          <w:sz w:val="24"/>
+        </w:rPr>
+        <w:t>дінете</w:t>
+      </w:r>
+      <w:proofErr w:type="spellEnd"/>
+      <w:r>
+        <w:rPr>
+          <w:rFonts w:ascii="Times New Roman" w:hAnsi="Times New Roman"/>
+          <w:sz w:val="24"/>
+        </w:rPr>
+        <w:t xml:space="preserve"> ви скарби ваші? І не залишиться вам нічого, хіба зігнутись поміж бранців та полягти між убитими. Але по всьому тому гнів його не відвернувся, рука його ще піднята.</w:t>
       </w:r>
     </w:p>
     <w:p>
@@ -6893,6 +6919,188 @@
           <w:color w:val="FF0000"/>
           <w:sz w:val="24"/>
         </w:rPr>
+        <w:t>Прокіме</w:t>
+      </w:r>
+      <w:r>
+        <w:rPr>
+          <w:rFonts w:ascii="Times New Roman" w:hAnsi="Times New Roman"/>
+          <w:bCs/>
+          <w:i/>
+          <w:color w:val="FF0000"/>
+          <w:sz w:val="24"/>
+        </w:rPr>
+        <w:t>н</w:t>
+      </w:r>
+      <w:proofErr w:type="spellEnd"/>
+      <w:r>
+        <w:rPr>
+          <w:rFonts w:ascii="Times New Roman" w:hAnsi="Times New Roman"/>
+          <w:bCs/>
+          <w:i/>
+          <w:color w:val="FF0000"/>
+          <w:sz w:val="24"/>
+        </w:rPr>
+        <w:t xml:space="preserve"> </w:t>
+      </w:r>
+      <w:r>
+        <w:rPr>
+          <w:rFonts w:ascii="Times New Roman" w:hAnsi="Times New Roman"/>
+          <w:bCs/>
+          <w:i/>
+          <w:color w:val="FF0000"/>
+          <w:sz w:val="24"/>
+        </w:rPr>
+        <w:t>(</w:t>
+      </w:r>
+      <w:r>
+        <w:rPr>
+          <w:rFonts w:ascii="Times New Roman" w:hAnsi="Times New Roman"/>
+          <w:bCs/>
+          <w:i/>
+          <w:color w:val="FF0000"/>
+          <w:sz w:val="24"/>
+        </w:rPr>
+        <w:t>г.</w:t>
+      </w:r>
+      <w:r>
+        <w:rPr>
+          <w:rFonts w:ascii="Times New Roman" w:hAnsi="Times New Roman"/>
+          <w:bCs/>
+          <w:i/>
+          <w:color w:val="FF0000"/>
+          <w:sz w:val="24"/>
+        </w:rPr>
+        <w:t xml:space="preserve"> </w:t>
+      </w:r>
+      <w:r>
+        <w:rPr>
+          <w:rFonts w:ascii="Times New Roman" w:hAnsi="Times New Roman"/>
+          <w:bCs/>
+          <w:i/>
+          <w:color w:val="FF0000"/>
+          <w:sz w:val="24"/>
+        </w:rPr>
+        <w:t>4</w:t>
+      </w:r>
+      <w:r>
+        <w:rPr>
+          <w:rFonts w:ascii="Times New Roman" w:hAnsi="Times New Roman"/>
+          <w:bCs/>
+          <w:i/>
+          <w:color w:val="FF0000"/>
+          <w:sz w:val="24"/>
+        </w:rPr>
+        <w:t>)</w:t>
+      </w:r>
+      <w:r>
+        <w:rPr>
+          <w:rFonts w:ascii="Times New Roman" w:hAnsi="Times New Roman"/>
+          <w:bCs/>
+          <w:i/>
+          <w:color w:val="FF0000"/>
+          <w:sz w:val="24"/>
+        </w:rPr>
+        <w:t xml:space="preserve">: </w:t>
+      </w:r>
+      <w:r>
+        <w:rPr>
+          <w:rFonts w:ascii="Times New Roman" w:hAnsi="Times New Roman"/>
+          <w:bCs/>
+          <w:iCs/>
+          <w:color w:val="000000"/>
+          <w:sz w:val="24"/>
+        </w:rPr>
+        <w:t xml:space="preserve">Співайте Богу нашому, співайте,* співайте Цареві нашому співайте. </w:t>
+      </w:r>
+      <w:r>
+        <w:rPr>
+          <w:rFonts w:ascii="Times New Roman" w:hAnsi="Times New Roman"/>
+          <w:bCs/>
+          <w:i/>
+          <w:color w:val="FF0000"/>
+          <w:sz w:val="24"/>
+        </w:rPr>
+        <w:t>(</w:t>
+      </w:r>
+      <w:proofErr w:type="spellStart"/>
+      <w:r>
+        <w:rPr>
+          <w:rFonts w:ascii="Times New Roman" w:hAnsi="Times New Roman"/>
+          <w:bCs/>
+          <w:i/>
+          <w:color w:val="FF0000"/>
+          <w:sz w:val="24"/>
+        </w:rPr>
+        <w:t>Пс</w:t>
+      </w:r>
+      <w:proofErr w:type="spellEnd"/>
+      <w:r>
+        <w:rPr>
+          <w:rFonts w:ascii="Times New Roman" w:hAnsi="Times New Roman"/>
+          <w:bCs/>
+          <w:i/>
+          <w:color w:val="FF0000"/>
+          <w:sz w:val="24"/>
+        </w:rPr>
+        <w:t>.</w:t>
+      </w:r>
+      <w:r>
+        <w:rPr>
+          <w:rFonts w:ascii="Times New Roman" w:hAnsi="Times New Roman"/>
+          <w:bCs/>
+          <w:i/>
+          <w:color w:val="FF0000"/>
+          <w:sz w:val="24"/>
+        </w:rPr>
+        <w:t xml:space="preserve"> </w:t>
+      </w:r>
+      <w:r>
+        <w:rPr>
+          <w:rFonts w:ascii="Times New Roman" w:hAnsi="Times New Roman"/>
+          <w:bCs/>
+          <w:i/>
+          <w:color w:val="FF0000"/>
+          <w:sz w:val="24"/>
+        </w:rPr>
+        <w:t>46</w:t>
+      </w:r>
+      <w:r>
+        <w:rPr>
+          <w:rFonts w:ascii="Times New Roman" w:hAnsi="Times New Roman"/>
+          <w:bCs/>
+          <w:i/>
+          <w:color w:val="FF0000"/>
+          <w:sz w:val="24"/>
+        </w:rPr>
+        <w:t>, 7)</w:t>
+      </w:r>
+    </w:p>
+    <w:p>
+      <w:pPr>
+        <w:keepNext/>
+        <w:shd w:val="clear" w:color="auto" w:fill="FFFFFF"/>
+        <w:autoSpaceDE w:val="0"/>
+        <w:autoSpaceDN w:val="0"/>
+        <w:adjustRightInd w:val="0"/>
+        <w:spacing w:before="120"/>
+        <w:jc w:val="both"/>
+        <w:rPr>
+          <w:rFonts w:ascii="Times New Roman" w:hAnsi="Times New Roman"/>
+          <w:bCs/>
+          <w:iCs/>
+          <w:color w:val="000000"/>
+          <w:sz w:val="24"/>
+        </w:rPr>
+      </w:pPr>
+      <w:proofErr w:type="spellStart"/>
+      <w:r>
+        <w:rPr>
+          <w:rFonts w:ascii="Times New Roman" w:hAnsi="Times New Roman"/>
+          <w:bCs/>
+          <w:i/>
+          <w:color w:val="FF0000"/>
+          <w:sz w:val="24"/>
+        </w:rPr>
         <w:t>Стих</w:t>
       </w:r>
       <w:proofErr w:type="spellEnd"/>
@@ -9143,6 +9351,30 @@
           <w:color w:val="FF0000"/>
           <w:sz w:val="24"/>
         </w:rPr>
+        <w:t>Тропар (г. 8)</w:t>
+      </w:r>
+      <w:r>
+        <w:rPr>
+          <w:rFonts w:ascii="Times New Roman" w:hAnsi="Times New Roman"/>
+          <w:sz w:val="24"/>
+        </w:rPr>
+        <w:t>: Ти, Христе Боже, у дев'ятій годині* задля нас тілом смерти зазнав,* тож умертви нашого тіла хотіння і спаси нас.</w:t>
+      </w:r>
+    </w:p>
+    <w:p>
+      <w:pPr>
+        <w:rPr>
+          <w:rFonts w:ascii="Times New Roman" w:hAnsi="Times New Roman"/>
+          <w:sz w:val="24"/>
+        </w:rPr>
+      </w:pPr>
+      <w:r>
+        <w:rPr>
+          <w:rFonts w:ascii="Times New Roman" w:hAnsi="Times New Roman"/>
+          <w:i/>
+          <w:color w:val="FF0000"/>
+          <w:sz w:val="24"/>
+        </w:rPr>
         <w:t xml:space="preserve">Стих: </w:t>
       </w:r>
       <w:r>
@@ -9460,6 +9692,53 @@
           <w:sz w:val="24"/>
         </w:rPr>
         <w:t>Амінь.</w:t>
+      </w:r>
+    </w:p>
+    <w:p>
+      <w:pPr>
+        <w:rPr>
+          <w:rFonts w:ascii="Times New Roman" w:hAnsi="Times New Roman"/>
+          <w:sz w:val="24"/>
+        </w:rPr>
+      </w:pPr>
+      <w:r>
+        <w:rPr>
+          <w:rFonts w:ascii="Times New Roman" w:hAnsi="Times New Roman"/>
+          <w:i/>
+          <w:color w:val="FF0000"/>
+          <w:sz w:val="24"/>
+        </w:rPr>
+        <w:t xml:space="preserve">Тропар </w:t>
+      </w:r>
+      <w:r>
+        <w:rPr>
+          <w:rFonts w:ascii="Times New Roman" w:hAnsi="Times New Roman"/>
+          <w:i/>
+          <w:color w:val="FF0000"/>
+          <w:sz w:val="24"/>
+        </w:rPr>
+        <w:t>(г. 8)</w:t>
+      </w:r>
+      <w:r>
+        <w:rPr>
+          <w:rFonts w:ascii="Times New Roman" w:hAnsi="Times New Roman"/>
+          <w:sz w:val="24"/>
+        </w:rPr>
+        <w:t>: Бачивши Начальника життя розбійник,* що висів на хресті, мовив:</w:t>
+      </w:r>
+      <w:r>
+        <w:rPr>
+          <w:rFonts w:ascii="Times New Roman" w:hAnsi="Times New Roman"/>
+          <w:sz w:val="24"/>
+        </w:rPr>
+        <w:t>*</w:t>
+      </w:r>
+      <w:r>
+        <w:rPr>
+          <w:rFonts w:ascii="Times New Roman" w:hAnsi="Times New Roman"/>
+          <w:sz w:val="24"/>
+        </w:rPr>
+        <w:t xml:space="preserve"> Якби розп'ятий з нами не був Богом у тілі,* сонце не сховало б свого проміння і не тряслася б, тремтячи, земля.* Але ти, Господи, що все терпиш,* пом'яни мене в царстві твоїм.</w:t>
       </w:r>
     </w:p>
     <w:p>
